--- a/templates/QUICK REPORT/1. FRONT PAGE TEMPLATE IR US TEV BOX Jinja2 updated.docx
+++ b/templates/QUICK REPORT/1. FRONT PAGE TEMPLATE IR US TEV BOX Jinja2 updated.docx
@@ -1,6 +1,6 @@
 
 <file path=word/document.xml><?xml version="1.0" encoding="utf-8"?>
-<w:document xmlns:wpc="http://schemas.microsoft.com/office/word/2010/wordprocessingCanvas" xmlns:cx="http://schemas.microsoft.com/office/drawing/2014/chartex" xmlns:cx1="http://schemas.microsoft.com/office/drawing/2015/9/8/chartex" xmlns:cx2="http://schemas.microsoft.com/office/drawing/2015/10/21/chartex" xmlns:cx3="http://schemas.microsoft.com/office/drawing/2016/5/9/chartex" xmlns:cx4="http://schemas.microsoft.com/office/drawing/2016/5/10/chartex" xmlns:cx5="http://schemas.microsoft.com/office/drawing/2016/5/11/chartex" xmlns:cx6="http://schemas.microsoft.com/office/drawing/2016/5/12/chartex" xmlns:cx7="http://schemas.microsoft.com/office/drawing/2016/5/13/chartex" xmlns:cx8="http://schemas.microsoft.com/office/drawing/2016/5/14/chartex" xmlns:mc="http://schemas.openxmlformats.org/markup-compatibility/2006" xmlns:aink="http://schemas.microsoft.com/office/drawing/2016/ink" xmlns:am3d="http://schemas.microsoft.com/office/drawing/2017/model3d" xmlns:o="urn:schemas-microsoft-com:office:office" xmlns:oel="http://schemas.microsoft.com/office/2019/extlst" xmlns:r="http://schemas.openxmlformats.org/officeDocument/2006/relationships" xmlns:m="http://schemas.openxmlformats.org/officeDocument/2006/math" xmlns:v="urn:schemas-microsoft-com:vml" xmlns:wp14="http://schemas.microsoft.com/office/word/2010/wordprocessingDrawing" xmlns:wp="http://schemas.openxmlformats.org/drawingml/2006/wordprocessingDrawing" xmlns:w10="urn:schemas-microsoft-com:office:word" xmlns:w="http://schemas.openxmlformats.org/wordprocessingml/2006/main" xmlns:w14="http://schemas.microsoft.com/office/word/2010/wordml" xmlns:w15="http://schemas.microsoft.com/office/word/2012/wordml" xmlns:w16cex="http://schemas.microsoft.com/office/word/2018/wordml/cex" xmlns:w16cid="http://schemas.microsoft.com/office/word/2016/wordml/cid" xmlns:w16="http://schemas.microsoft.com/office/word/2018/wordml" xmlns:w16du="http://schemas.microsoft.com/office/word/2023/wordml/word16du" xmlns:w16sdtdh="http://schemas.microsoft.com/office/word/2020/wordml/sdtdatahash" xmlns:w16sdtfl="http://schemas.microsoft.com/office/word/2024/wordml/sdtformatlock" xmlns:w16se="http://schemas.microsoft.com/office/word/2015/wordml/symex" xmlns:wpg="http://schemas.microsoft.com/office/word/2010/wordprocessingGroup" xmlns:wpi="http://schemas.microsoft.com/office/word/2010/wordprocessingInk" xmlns:wne="http://schemas.microsoft.com/office/word/2006/wordml" xmlns:wps="http://schemas.microsoft.com/office/word/2010/wordprocessingShape" mc:Ignorable="w14 w15 w16se w16cid w16 w16cex w16sdtdh w16sdtfl w16du wp14">
+<w:document xmlns:wpc="http://schemas.microsoft.com/office/word/2010/wordprocessingCanvas" xmlns:cx="http://schemas.microsoft.com/office/drawing/2014/chartex" xmlns:cx1="http://schemas.microsoft.com/office/drawing/2015/9/8/chartex" xmlns:cx2="http://schemas.microsoft.com/office/drawing/2015/10/21/chartex" xmlns:cx3="http://schemas.microsoft.com/office/drawing/2016/5/9/chartex" xmlns:cx4="http://schemas.microsoft.com/office/drawing/2016/5/10/chartex" xmlns:cx5="http://schemas.microsoft.com/office/drawing/2016/5/11/chartex" xmlns:cx6="http://schemas.microsoft.com/office/drawing/2016/5/12/chartex" xmlns:cx7="http://schemas.microsoft.com/office/drawing/2016/5/13/chartex" xmlns:cx8="http://schemas.microsoft.com/office/drawing/2016/5/14/chartex" xmlns:mc="http://schemas.openxmlformats.org/markup-compatibility/2006" xmlns:aink="http://schemas.microsoft.com/office/drawing/2016/ink" xmlns:am3d="http://schemas.microsoft.com/office/drawing/2017/model3d" xmlns:o="urn:schemas-microsoft-com:office:office" xmlns:oel="http://schemas.microsoft.com/office/2019/extlst" xmlns:r="http://schemas.openxmlformats.org/officeDocument/2006/relationships" xmlns:m="http://schemas.openxmlformats.org/officeDocument/2006/math" xmlns:v="urn:schemas-microsoft-com:vml" xmlns:wp14="http://schemas.microsoft.com/office/word/2010/wordprocessingDrawing" xmlns:wp="http://schemas.openxmlformats.org/drawingml/2006/wordprocessingDrawing" xmlns:w10="urn:schemas-microsoft-com:office:word" xmlns:w="http://schemas.openxmlformats.org/wordprocessingml/2006/main" xmlns:w14="http://schemas.microsoft.com/office/word/2010/wordml" xmlns:w15="http://schemas.microsoft.com/office/word/2012/wordml" xmlns:w16cei="http://schemas.microsoft.com/office/word/2026/wordml/cei" xmlns:w16cex="http://schemas.microsoft.com/office/word/2018/wordml/cex" xmlns:w16cid="http://schemas.microsoft.com/office/word/2016/wordml/cid" xmlns:w16="http://schemas.microsoft.com/office/word/2018/wordml" xmlns:w16du="http://schemas.microsoft.com/office/word/2023/wordml/word16du" xmlns:w16sdtdh="http://schemas.microsoft.com/office/word/2020/wordml/sdtdatahash" xmlns:w16sdtfl="http://schemas.microsoft.com/office/word/2024/wordml/sdtformatlock" xmlns:w16se="http://schemas.microsoft.com/office/word/2015/wordml/symex" xmlns:wpg="http://schemas.microsoft.com/office/word/2010/wordprocessingGroup" xmlns:wpi="http://schemas.microsoft.com/office/word/2010/wordprocessingInk" xmlns:wne="http://schemas.microsoft.com/office/word/2006/wordml" xmlns:wps="http://schemas.microsoft.com/office/word/2010/wordprocessingShape" mc:Ignorable="w14 w15 w16se w16cid w16 w16cex w16sdtdh w16sdtfl w16du wp14">
   <w:body>
     <w:tbl>
       <w:tblPr>
@@ -166,7 +166,7 @@
                 <w:lang w:eastAsia="en-MY"/>
               </w:rPr>
               <w:drawing>
-                <wp:inline distT="0" distB="0" distL="0" distR="0" wp14:anchorId="7D93C327" wp14:editId="25194356">
+                <wp:inline distT="0" distB="0" distL="0" distR="0" wp14:anchorId="7D93C327" wp14:editId="5A87A9E2">
                   <wp:extent cx="2286000" cy="649224"/>
                   <wp:effectExtent l="0" t="0" r="0" b="0"/>
                   <wp:docPr id="4" name="Picture 4" descr="D:\Work Documents\Template\Logo\New EET Logo Final _Color.png"/>
@@ -308,7 +308,27 @@
           <w:sz w:val="32"/>
           <w:szCs w:val="32"/>
         </w:rPr>
-        <w:t>JOHOR</w:t>
+        <w:t xml:space="preserve">{{ </w:t>
+      </w:r>
+      <w:proofErr w:type="spellStart"/>
+      <w:r>
+        <w:rPr>
+          <w:rFonts w:cstheme="minorHAnsi"/>
+          <w:b/>
+          <w:sz w:val="32"/>
+          <w:szCs w:val="32"/>
+        </w:rPr>
+        <w:t>substation.state</w:t>
+      </w:r>
+      <w:proofErr w:type="spellEnd"/>
+      <w:r>
+        <w:rPr>
+          <w:rFonts w:cstheme="minorHAnsi"/>
+          <w:b/>
+          <w:sz w:val="32"/>
+          <w:szCs w:val="32"/>
+        </w:rPr>
+        <w:t xml:space="preserve"> }}</w:t>
       </w:r>
       <w:r>
         <w:rPr>
@@ -347,7 +367,27 @@
           <w:sz w:val="32"/>
           <w:szCs w:val="32"/>
         </w:rPr>
-        <w:t>JOHOR</w:t>
+        <w:t xml:space="preserve">{{ </w:t>
+      </w:r>
+      <w:proofErr w:type="spellStart"/>
+      <w:r>
+        <w:rPr>
+          <w:rFonts w:cstheme="minorHAnsi"/>
+          <w:b/>
+          <w:sz w:val="32"/>
+          <w:szCs w:val="32"/>
+        </w:rPr>
+        <w:t>substation.state</w:t>
+      </w:r>
+      <w:proofErr w:type="spellEnd"/>
+      <w:r>
+        <w:rPr>
+          <w:rFonts w:cstheme="minorHAnsi"/>
+          <w:b/>
+          <w:sz w:val="32"/>
+          <w:szCs w:val="32"/>
+        </w:rPr>
+        <w:t xml:space="preserve"> }}</w:t>
       </w:r>
     </w:p>
     <w:p>
@@ -431,6 +471,7 @@
               </w:rPr>
               <w:t xml:space="preserve">{{ </w:t>
             </w:r>
+            <w:proofErr w:type="spellStart"/>
             <w:r>
               <w:rPr>
                 <w:rFonts w:cstheme="minorHAnsi"/>
@@ -441,7 +482,14 @@
               <w:rPr>
                 <w:rFonts w:cstheme="minorHAnsi"/>
               </w:rPr>
-              <w:t>fl_erms }}</w:t>
+              <w:t>fl_erms</w:t>
+            </w:r>
+            <w:proofErr w:type="spellEnd"/>
+            <w:r>
+              <w:rPr>
+                <w:rFonts w:cstheme="minorHAnsi"/>
+              </w:rPr>
+              <w:t xml:space="preserve"> }}</w:t>
             </w:r>
           </w:p>
         </w:tc>
@@ -502,6 +550,7 @@
               </w:rPr>
               <w:t xml:space="preserve">{{ </w:t>
             </w:r>
+            <w:proofErr w:type="spellStart"/>
             <w:r>
               <w:rPr>
                 <w:rFonts w:cstheme="minorHAnsi"/>
@@ -520,6 +569,7 @@
               </w:rPr>
               <w:t>e</w:t>
             </w:r>
+            <w:proofErr w:type="spellEnd"/>
             <w:r>
               <w:rPr>
                 <w:rFonts w:cstheme="minorHAnsi"/>
@@ -585,12 +635,14 @@
               </w:rPr>
               <w:t xml:space="preserve">{{ </w:t>
             </w:r>
+            <w:proofErr w:type="spellStart"/>
             <w:r>
               <w:rPr>
                 <w:rFonts w:cstheme="minorHAnsi"/>
               </w:rPr>
               <w:t>substation.name_erms</w:t>
             </w:r>
+            <w:proofErr w:type="spellEnd"/>
             <w:r>
               <w:rPr>
                 <w:rFonts w:cstheme="minorHAnsi"/>
@@ -656,12 +708,14 @@
               </w:rPr>
               <w:t xml:space="preserve">{{ </w:t>
             </w:r>
+            <w:proofErr w:type="spellStart"/>
             <w:r>
               <w:rPr>
                 <w:rFonts w:cstheme="minorHAnsi"/>
               </w:rPr>
               <w:t>substation.name_site</w:t>
             </w:r>
+            <w:proofErr w:type="spellEnd"/>
             <w:r>
               <w:rPr>
                 <w:rFonts w:cstheme="minorHAnsi"/>
@@ -727,12 +781,26 @@
               </w:rPr>
               <w:t xml:space="preserve">{{ </w:t>
             </w:r>
-            <w:r>
-              <w:rPr>
-                <w:rFonts w:cstheme="minorHAnsi"/>
-              </w:rPr>
-              <w:t>substation.gpscoordinate</w:t>
-            </w:r>
+            <w:proofErr w:type="spellStart"/>
+            <w:r>
+              <w:rPr>
+                <w:rFonts w:cstheme="minorHAnsi"/>
+              </w:rPr>
+              <w:t>substation.gps</w:t>
+            </w:r>
+            <w:r>
+              <w:rPr>
+                <w:rFonts w:cstheme="minorHAnsi"/>
+              </w:rPr>
+              <w:t>_</w:t>
+            </w:r>
+            <w:r>
+              <w:rPr>
+                <w:rFonts w:cstheme="minorHAnsi"/>
+              </w:rPr>
+              <w:t>coordinate</w:t>
+            </w:r>
+            <w:proofErr w:type="spellEnd"/>
             <w:r>
               <w:rPr>
                 <w:rFonts w:cstheme="minorHAnsi"/>
@@ -796,7 +864,27 @@
               <w:rPr>
                 <w:rFonts w:cstheme="minorHAnsi"/>
               </w:rPr>
-              <w:t>PCE</w:t>
+              <w:t xml:space="preserve">{{ </w:t>
+            </w:r>
+            <w:proofErr w:type="spellStart"/>
+            <w:r>
+              <w:rPr>
+                <w:rFonts w:cstheme="minorHAnsi"/>
+              </w:rPr>
+              <w:t>substation.t</w:t>
+            </w:r>
+            <w:r>
+              <w:rPr>
+                <w:rFonts w:cstheme="minorHAnsi"/>
+              </w:rPr>
+              <w:t>ype</w:t>
+            </w:r>
+            <w:proofErr w:type="spellEnd"/>
+            <w:r>
+              <w:rPr>
+                <w:rFonts w:cstheme="minorHAnsi"/>
+              </w:rPr>
+              <w:t xml:space="preserve"> }}</w:t>
             </w:r>
           </w:p>
         </w:tc>
@@ -855,7 +943,21 @@
               <w:rPr>
                 <w:rFonts w:cstheme="minorHAnsi"/>
               </w:rPr>
-              <w:t>JOHOR BAHRU</w:t>
+              <w:t xml:space="preserve">{{ </w:t>
+            </w:r>
+            <w:proofErr w:type="spellStart"/>
+            <w:r>
+              <w:rPr>
+                <w:rFonts w:cstheme="minorHAnsi"/>
+              </w:rPr>
+              <w:t>substation.area</w:t>
+            </w:r>
+            <w:proofErr w:type="spellEnd"/>
+            <w:r>
+              <w:rPr>
+                <w:rFonts w:cstheme="minorHAnsi"/>
+              </w:rPr>
+              <w:t xml:space="preserve"> }}</w:t>
             </w:r>
           </w:p>
         </w:tc>
@@ -914,7 +1016,21 @@
               <w:rPr>
                 <w:rFonts w:cstheme="minorHAnsi"/>
               </w:rPr>
-              <w:t>JOHOR</w:t>
+              <w:t xml:space="preserve">{{ </w:t>
+            </w:r>
+            <w:proofErr w:type="spellStart"/>
+            <w:r>
+              <w:rPr>
+                <w:rFonts w:cstheme="minorHAnsi"/>
+              </w:rPr>
+              <w:t>substation.state</w:t>
+            </w:r>
+            <w:proofErr w:type="spellEnd"/>
+            <w:r>
+              <w:rPr>
+                <w:rFonts w:cstheme="minorHAnsi"/>
+              </w:rPr>
+              <w:t xml:space="preserve"> }}</w:t>
             </w:r>
           </w:p>
         </w:tc>
@@ -982,7 +1098,21 @@
               <w:rPr>
                 <w:rFonts w:cstheme="minorHAnsi"/>
               </w:rPr>
-              <w:t>42234207</w:t>
+              <w:t xml:space="preserve">{{ </w:t>
+            </w:r>
+            <w:proofErr w:type="spellStart"/>
+            <w:r>
+              <w:rPr>
+                <w:rFonts w:cstheme="minorHAnsi"/>
+              </w:rPr>
+              <w:t>purchaseorder.number</w:t>
+            </w:r>
+            <w:proofErr w:type="spellEnd"/>
+            <w:r>
+              <w:rPr>
+                <w:rFonts w:cstheme="minorHAnsi"/>
+              </w:rPr>
+              <w:t xml:space="preserve"> }}</w:t>
             </w:r>
           </w:p>
         </w:tc>
@@ -1050,7 +1180,21 @@
               <w:rPr>
                 <w:rFonts w:cstheme="minorHAnsi"/>
               </w:rPr>
-              <w:t>06, JULY 2026</w:t>
+              <w:t xml:space="preserve">{{ </w:t>
+            </w:r>
+            <w:proofErr w:type="spellStart"/>
+            <w:r>
+              <w:rPr>
+                <w:rFonts w:cstheme="minorHAnsi"/>
+              </w:rPr>
+              <w:t>substation.datefrontpage</w:t>
+            </w:r>
+            <w:proofErr w:type="spellEnd"/>
+            <w:r>
+              <w:rPr>
+                <w:rFonts w:cstheme="minorHAnsi"/>
+              </w:rPr>
+              <w:t xml:space="preserve"> }}</w:t>
             </w:r>
           </w:p>
         </w:tc>
@@ -2379,7 +2523,7 @@
 </file>
 
 <file path=word/endnotes.xml><?xml version="1.0" encoding="utf-8"?>
-<w:endnotes xmlns:wpc="http://schemas.microsoft.com/office/word/2010/wordprocessingCanvas" xmlns:cx="http://schemas.microsoft.com/office/drawing/2014/chartex" xmlns:cx1="http://schemas.microsoft.com/office/drawing/2015/9/8/chartex" xmlns:cx2="http://schemas.microsoft.com/office/drawing/2015/10/21/chartex" xmlns:cx3="http://schemas.microsoft.com/office/drawing/2016/5/9/chartex" xmlns:cx4="http://schemas.microsoft.com/office/drawing/2016/5/10/chartex" xmlns:cx5="http://schemas.microsoft.com/office/drawing/2016/5/11/chartex" xmlns:cx6="http://schemas.microsoft.com/office/drawing/2016/5/12/chartex" xmlns:cx7="http://schemas.microsoft.com/office/drawing/2016/5/13/chartex" xmlns:cx8="http://schemas.microsoft.com/office/drawing/2016/5/14/chartex" xmlns:mc="http://schemas.openxmlformats.org/markup-compatibility/2006" xmlns:aink="http://schemas.microsoft.com/office/drawing/2016/ink" xmlns:am3d="http://schemas.microsoft.com/office/drawing/2017/model3d" xmlns:o="urn:schemas-microsoft-com:office:office" xmlns:oel="http://schemas.microsoft.com/office/2019/extlst" xmlns:r="http://schemas.openxmlformats.org/officeDocument/2006/relationships" xmlns:m="http://schemas.openxmlformats.org/officeDocument/2006/math" xmlns:v="urn:schemas-microsoft-com:vml" xmlns:wp14="http://schemas.microsoft.com/office/word/2010/wordprocessingDrawing" xmlns:wp="http://schemas.openxmlformats.org/drawingml/2006/wordprocessingDrawing" xmlns:w10="urn:schemas-microsoft-com:office:word" xmlns:w="http://schemas.openxmlformats.org/wordprocessingml/2006/main" xmlns:w14="http://schemas.microsoft.com/office/word/2010/wordml" xmlns:w15="http://schemas.microsoft.com/office/word/2012/wordml" xmlns:w16cex="http://schemas.microsoft.com/office/word/2018/wordml/cex" xmlns:w16cid="http://schemas.microsoft.com/office/word/2016/wordml/cid" xmlns:w16="http://schemas.microsoft.com/office/word/2018/wordml" xmlns:w16du="http://schemas.microsoft.com/office/word/2023/wordml/word16du" xmlns:w16sdtdh="http://schemas.microsoft.com/office/word/2020/wordml/sdtdatahash" xmlns:w16sdtfl="http://schemas.microsoft.com/office/word/2024/wordml/sdtformatlock" xmlns:w16se="http://schemas.microsoft.com/office/word/2015/wordml/symex" xmlns:wpg="http://schemas.microsoft.com/office/word/2010/wordprocessingGroup" xmlns:wpi="http://schemas.microsoft.com/office/word/2010/wordprocessingInk" xmlns:wne="http://schemas.microsoft.com/office/word/2006/wordml" xmlns:wps="http://schemas.microsoft.com/office/word/2010/wordprocessingShape" mc:Ignorable="w14 w15 w16se w16cid w16 w16cex w16sdtdh w16sdtfl w16du wp14">
+<w:endnotes xmlns:wpc="http://schemas.microsoft.com/office/word/2010/wordprocessingCanvas" xmlns:cx="http://schemas.microsoft.com/office/drawing/2014/chartex" xmlns:cx1="http://schemas.microsoft.com/office/drawing/2015/9/8/chartex" xmlns:cx2="http://schemas.microsoft.com/office/drawing/2015/10/21/chartex" xmlns:cx3="http://schemas.microsoft.com/office/drawing/2016/5/9/chartex" xmlns:cx4="http://schemas.microsoft.com/office/drawing/2016/5/10/chartex" xmlns:cx5="http://schemas.microsoft.com/office/drawing/2016/5/11/chartex" xmlns:cx6="http://schemas.microsoft.com/office/drawing/2016/5/12/chartex" xmlns:cx7="http://schemas.microsoft.com/office/drawing/2016/5/13/chartex" xmlns:cx8="http://schemas.microsoft.com/office/drawing/2016/5/14/chartex" xmlns:mc="http://schemas.openxmlformats.org/markup-compatibility/2006" xmlns:aink="http://schemas.microsoft.com/office/drawing/2016/ink" xmlns:am3d="http://schemas.microsoft.com/office/drawing/2017/model3d" xmlns:o="urn:schemas-microsoft-com:office:office" xmlns:oel="http://schemas.microsoft.com/office/2019/extlst" xmlns:r="http://schemas.openxmlformats.org/officeDocument/2006/relationships" xmlns:m="http://schemas.openxmlformats.org/officeDocument/2006/math" xmlns:v="urn:schemas-microsoft-com:vml" xmlns:wp14="http://schemas.microsoft.com/office/word/2010/wordprocessingDrawing" xmlns:wp="http://schemas.openxmlformats.org/drawingml/2006/wordprocessingDrawing" xmlns:w10="urn:schemas-microsoft-com:office:word" xmlns:w="http://schemas.openxmlformats.org/wordprocessingml/2006/main" xmlns:w14="http://schemas.microsoft.com/office/word/2010/wordml" xmlns:w15="http://schemas.microsoft.com/office/word/2012/wordml" xmlns:w16cei="http://schemas.microsoft.com/office/word/2026/wordml/cei" xmlns:w16cex="http://schemas.microsoft.com/office/word/2018/wordml/cex" xmlns:w16cid="http://schemas.microsoft.com/office/word/2016/wordml/cid" xmlns:w16="http://schemas.microsoft.com/office/word/2018/wordml" xmlns:w16du="http://schemas.microsoft.com/office/word/2023/wordml/word16du" xmlns:w16sdtdh="http://schemas.microsoft.com/office/word/2020/wordml/sdtdatahash" xmlns:w16sdtfl="http://schemas.microsoft.com/office/word/2024/wordml/sdtformatlock" xmlns:w16se="http://schemas.microsoft.com/office/word/2015/wordml/symex" xmlns:wpg="http://schemas.microsoft.com/office/word/2010/wordprocessingGroup" xmlns:wpi="http://schemas.microsoft.com/office/word/2010/wordprocessingInk" xmlns:wne="http://schemas.microsoft.com/office/word/2006/wordml" xmlns:wps="http://schemas.microsoft.com/office/word/2010/wordprocessingShape" mc:Ignorable="w14 w15 w16se w16cid w16 w16cex w16sdtdh w16sdtfl w16du wp14">
   <w:endnote w:type="separator" w:id="-1">
     <w:p>
       <w:pPr>
@@ -2404,7 +2548,7 @@
 </file>
 
 <file path=word/footnotes.xml><?xml version="1.0" encoding="utf-8"?>
-<w:footnotes xmlns:wpc="http://schemas.microsoft.com/office/word/2010/wordprocessingCanvas" xmlns:cx="http://schemas.microsoft.com/office/drawing/2014/chartex" xmlns:cx1="http://schemas.microsoft.com/office/drawing/2015/9/8/chartex" xmlns:cx2="http://schemas.microsoft.com/office/drawing/2015/10/21/chartex" xmlns:cx3="http://schemas.microsoft.com/office/drawing/2016/5/9/chartex" xmlns:cx4="http://schemas.microsoft.com/office/drawing/2016/5/10/chartex" xmlns:cx5="http://schemas.microsoft.com/office/drawing/2016/5/11/chartex" xmlns:cx6="http://schemas.microsoft.com/office/drawing/2016/5/12/chartex" xmlns:cx7="http://schemas.microsoft.com/office/drawing/2016/5/13/chartex" xmlns:cx8="http://schemas.microsoft.com/office/drawing/2016/5/14/chartex" xmlns:mc="http://schemas.openxmlformats.org/markup-compatibility/2006" xmlns:aink="http://schemas.microsoft.com/office/drawing/2016/ink" xmlns:am3d="http://schemas.microsoft.com/office/drawing/2017/model3d" xmlns:o="urn:schemas-microsoft-com:office:office" xmlns:oel="http://schemas.microsoft.com/office/2019/extlst" xmlns:r="http://schemas.openxmlformats.org/officeDocument/2006/relationships" xmlns:m="http://schemas.openxmlformats.org/officeDocument/2006/math" xmlns:v="urn:schemas-microsoft-com:vml" xmlns:wp14="http://schemas.microsoft.com/office/word/2010/wordprocessingDrawing" xmlns:wp="http://schemas.openxmlformats.org/drawingml/2006/wordprocessingDrawing" xmlns:w10="urn:schemas-microsoft-com:office:word" xmlns:w="http://schemas.openxmlformats.org/wordprocessingml/2006/main" xmlns:w14="http://schemas.microsoft.com/office/word/2010/wordml" xmlns:w15="http://schemas.microsoft.com/office/word/2012/wordml" xmlns:w16cex="http://schemas.microsoft.com/office/word/2018/wordml/cex" xmlns:w16cid="http://schemas.microsoft.com/office/word/2016/wordml/cid" xmlns:w16="http://schemas.microsoft.com/office/word/2018/wordml" xmlns:w16du="http://schemas.microsoft.com/office/word/2023/wordml/word16du" xmlns:w16sdtdh="http://schemas.microsoft.com/office/word/2020/wordml/sdtdatahash" xmlns:w16sdtfl="http://schemas.microsoft.com/office/word/2024/wordml/sdtformatlock" xmlns:w16se="http://schemas.microsoft.com/office/word/2015/wordml/symex" xmlns:wpg="http://schemas.microsoft.com/office/word/2010/wordprocessingGroup" xmlns:wpi="http://schemas.microsoft.com/office/word/2010/wordprocessingInk" xmlns:wne="http://schemas.microsoft.com/office/word/2006/wordml" xmlns:wps="http://schemas.microsoft.com/office/word/2010/wordprocessingShape" mc:Ignorable="w14 w15 w16se w16cid w16 w16cex w16sdtdh w16sdtfl w16du wp14">
+<w:footnotes xmlns:wpc="http://schemas.microsoft.com/office/word/2010/wordprocessingCanvas" xmlns:cx="http://schemas.microsoft.com/office/drawing/2014/chartex" xmlns:cx1="http://schemas.microsoft.com/office/drawing/2015/9/8/chartex" xmlns:cx2="http://schemas.microsoft.com/office/drawing/2015/10/21/chartex" xmlns:cx3="http://schemas.microsoft.com/office/drawing/2016/5/9/chartex" xmlns:cx4="http://schemas.microsoft.com/office/drawing/2016/5/10/chartex" xmlns:cx5="http://schemas.microsoft.com/office/drawing/2016/5/11/chartex" xmlns:cx6="http://schemas.microsoft.com/office/drawing/2016/5/12/chartex" xmlns:cx7="http://schemas.microsoft.com/office/drawing/2016/5/13/chartex" xmlns:cx8="http://schemas.microsoft.com/office/drawing/2016/5/14/chartex" xmlns:mc="http://schemas.openxmlformats.org/markup-compatibility/2006" xmlns:aink="http://schemas.microsoft.com/office/drawing/2016/ink" xmlns:am3d="http://schemas.microsoft.com/office/drawing/2017/model3d" xmlns:o="urn:schemas-microsoft-com:office:office" xmlns:oel="http://schemas.microsoft.com/office/2019/extlst" xmlns:r="http://schemas.openxmlformats.org/officeDocument/2006/relationships" xmlns:m="http://schemas.openxmlformats.org/officeDocument/2006/math" xmlns:v="urn:schemas-microsoft-com:vml" xmlns:wp14="http://schemas.microsoft.com/office/word/2010/wordprocessingDrawing" xmlns:wp="http://schemas.openxmlformats.org/drawingml/2006/wordprocessingDrawing" xmlns:w10="urn:schemas-microsoft-com:office:word" xmlns:w="http://schemas.openxmlformats.org/wordprocessingml/2006/main" xmlns:w14="http://schemas.microsoft.com/office/word/2010/wordml" xmlns:w15="http://schemas.microsoft.com/office/word/2012/wordml" xmlns:w16cei="http://schemas.microsoft.com/office/word/2026/wordml/cei" xmlns:w16cex="http://schemas.microsoft.com/office/word/2018/wordml/cex" xmlns:w16cid="http://schemas.microsoft.com/office/word/2016/wordml/cid" xmlns:w16="http://schemas.microsoft.com/office/word/2018/wordml" xmlns:w16du="http://schemas.microsoft.com/office/word/2023/wordml/word16du" xmlns:w16sdtdh="http://schemas.microsoft.com/office/word/2020/wordml/sdtdatahash" xmlns:w16sdtfl="http://schemas.microsoft.com/office/word/2024/wordml/sdtformatlock" xmlns:w16se="http://schemas.microsoft.com/office/word/2015/wordml/symex" xmlns:wpg="http://schemas.microsoft.com/office/word/2010/wordprocessingGroup" xmlns:wpi="http://schemas.microsoft.com/office/word/2010/wordprocessingInk" xmlns:wne="http://schemas.microsoft.com/office/word/2006/wordml" xmlns:wps="http://schemas.microsoft.com/office/word/2010/wordprocessingShape" mc:Ignorable="w14 w15 w16se w16cid w16 w16cex w16sdtdh w16sdtfl w16du wp14">
   <w:footnote w:type="separator" w:id="-1">
     <w:p>
       <w:pPr>
@@ -2429,7 +2573,7 @@
 </file>
 
 <file path=word/numbering.xml><?xml version="1.0" encoding="utf-8"?>
-<w:numbering xmlns:wpc="http://schemas.microsoft.com/office/word/2010/wordprocessingCanvas" xmlns:cx="http://schemas.microsoft.com/office/drawing/2014/chartex" xmlns:cx1="http://schemas.microsoft.com/office/drawing/2015/9/8/chartex" xmlns:cx2="http://schemas.microsoft.com/office/drawing/2015/10/21/chartex" xmlns:cx3="http://schemas.microsoft.com/office/drawing/2016/5/9/chartex" xmlns:cx4="http://schemas.microsoft.com/office/drawing/2016/5/10/chartex" xmlns:cx5="http://schemas.microsoft.com/office/drawing/2016/5/11/chartex" xmlns:cx6="http://schemas.microsoft.com/office/drawing/2016/5/12/chartex" xmlns:cx7="http://schemas.microsoft.com/office/drawing/2016/5/13/chartex" xmlns:cx8="http://schemas.microsoft.com/office/drawing/2016/5/14/chartex" xmlns:mc="http://schemas.openxmlformats.org/markup-compatibility/2006" xmlns:aink="http://schemas.microsoft.com/office/drawing/2016/ink" xmlns:am3d="http://schemas.microsoft.com/office/drawing/2017/model3d" xmlns:o="urn:schemas-microsoft-com:office:office" xmlns:oel="http://schemas.microsoft.com/office/2019/extlst" xmlns:r="http://schemas.openxmlformats.org/officeDocument/2006/relationships" xmlns:m="http://schemas.openxmlformats.org/officeDocument/2006/math" xmlns:v="urn:schemas-microsoft-com:vml" xmlns:wp14="http://schemas.microsoft.com/office/word/2010/wordprocessingDrawing" xmlns:wp="http://schemas.openxmlformats.org/drawingml/2006/wordprocessingDrawing" xmlns:w10="urn:schemas-microsoft-com:office:word" xmlns:w="http://schemas.openxmlformats.org/wordprocessingml/2006/main" xmlns:w14="http://schemas.microsoft.com/office/word/2010/wordml" xmlns:w15="http://schemas.microsoft.com/office/word/2012/wordml" xmlns:w16cex="http://schemas.microsoft.com/office/word/2018/wordml/cex" xmlns:w16cid="http://schemas.microsoft.com/office/word/2016/wordml/cid" xmlns:w16="http://schemas.microsoft.com/office/word/2018/wordml" xmlns:w16du="http://schemas.microsoft.com/office/word/2023/wordml/word16du" xmlns:w16sdtdh="http://schemas.microsoft.com/office/word/2020/wordml/sdtdatahash" xmlns:w16sdtfl="http://schemas.microsoft.com/office/word/2024/wordml/sdtformatlock" xmlns:w16se="http://schemas.microsoft.com/office/word/2015/wordml/symex" xmlns:wpg="http://schemas.microsoft.com/office/word/2010/wordprocessingGroup" xmlns:wpi="http://schemas.microsoft.com/office/word/2010/wordprocessingInk" xmlns:wne="http://schemas.microsoft.com/office/word/2006/wordml" xmlns:wps="http://schemas.microsoft.com/office/word/2010/wordprocessingShape" mc:Ignorable="w14 w15 w16se w16cid w16 w16cex w16sdtdh w16sdtfl w16du wp14">
+<w:numbering xmlns:wpc="http://schemas.microsoft.com/office/word/2010/wordprocessingCanvas" xmlns:cx="http://schemas.microsoft.com/office/drawing/2014/chartex" xmlns:cx1="http://schemas.microsoft.com/office/drawing/2015/9/8/chartex" xmlns:cx2="http://schemas.microsoft.com/office/drawing/2015/10/21/chartex" xmlns:cx3="http://schemas.microsoft.com/office/drawing/2016/5/9/chartex" xmlns:cx4="http://schemas.microsoft.com/office/drawing/2016/5/10/chartex" xmlns:cx5="http://schemas.microsoft.com/office/drawing/2016/5/11/chartex" xmlns:cx6="http://schemas.microsoft.com/office/drawing/2016/5/12/chartex" xmlns:cx7="http://schemas.microsoft.com/office/drawing/2016/5/13/chartex" xmlns:cx8="http://schemas.microsoft.com/office/drawing/2016/5/14/chartex" xmlns:mc="http://schemas.openxmlformats.org/markup-compatibility/2006" xmlns:aink="http://schemas.microsoft.com/office/drawing/2016/ink" xmlns:am3d="http://schemas.microsoft.com/office/drawing/2017/model3d" xmlns:o="urn:schemas-microsoft-com:office:office" xmlns:oel="http://schemas.microsoft.com/office/2019/extlst" xmlns:r="http://schemas.openxmlformats.org/officeDocument/2006/relationships" xmlns:m="http://schemas.openxmlformats.org/officeDocument/2006/math" xmlns:v="urn:schemas-microsoft-com:vml" xmlns:wp14="http://schemas.microsoft.com/office/word/2010/wordprocessingDrawing" xmlns:wp="http://schemas.openxmlformats.org/drawingml/2006/wordprocessingDrawing" xmlns:w10="urn:schemas-microsoft-com:office:word" xmlns:w="http://schemas.openxmlformats.org/wordprocessingml/2006/main" xmlns:w14="http://schemas.microsoft.com/office/word/2010/wordml" xmlns:w15="http://schemas.microsoft.com/office/word/2012/wordml" xmlns:w16cei="http://schemas.microsoft.com/office/word/2026/wordml/cei" xmlns:w16cex="http://schemas.microsoft.com/office/word/2018/wordml/cex" xmlns:w16cid="http://schemas.microsoft.com/office/word/2016/wordml/cid" xmlns:w16="http://schemas.microsoft.com/office/word/2018/wordml" xmlns:w16du="http://schemas.microsoft.com/office/word/2023/wordml/word16du" xmlns:w16sdtdh="http://schemas.microsoft.com/office/word/2020/wordml/sdtdatahash" xmlns:w16sdtfl="http://schemas.microsoft.com/office/word/2024/wordml/sdtformatlock" xmlns:w16se="http://schemas.microsoft.com/office/word/2015/wordml/symex" xmlns:wpg="http://schemas.microsoft.com/office/word/2010/wordprocessingGroup" xmlns:wpi="http://schemas.microsoft.com/office/word/2010/wordprocessingInk" xmlns:wne="http://schemas.microsoft.com/office/word/2006/wordml" xmlns:wps="http://schemas.microsoft.com/office/word/2010/wordprocessingShape" mc:Ignorable="w14 w15 w16se w16cid w16 w16cex w16sdtdh w16sdtfl w16du wp14">
   <w:abstractNum w:abstractNumId="0" w15:restartNumberingAfterBreak="0">
     <w:nsid w:val="3B056B8E"/>
     <w:multiLevelType w:val="hybridMultilevel"/>

--- a/templates/QUICK REPORT/1. FRONT PAGE TEMPLATE IR US TEV BOX Jinja2 updated.docx
+++ b/templates/QUICK REPORT/1. FRONT PAGE TEMPLATE IR US TEV BOX Jinja2 updated.docx
@@ -166,7 +166,7 @@
                 <w:lang w:eastAsia="en-MY"/>
               </w:rPr>
               <w:drawing>
-                <wp:inline distT="0" distB="0" distL="0" distR="0" wp14:anchorId="7D93C327" wp14:editId="5A87A9E2">
+                <wp:inline distT="0" distB="0" distL="0" distR="0" wp14:anchorId="7D93C327" wp14:editId="1C997BC4">
                   <wp:extent cx="2286000" cy="649224"/>
                   <wp:effectExtent l="0" t="0" r="0" b="0"/>
                   <wp:docPr id="4" name="Picture 4" descr="D:\Work Documents\Template\Logo\New EET Logo Final _Color.png"/>
@@ -310,7 +310,6 @@
         </w:rPr>
         <w:t xml:space="preserve">{{ </w:t>
       </w:r>
-      <w:proofErr w:type="spellStart"/>
       <w:r>
         <w:rPr>
           <w:rFonts w:cstheme="minorHAnsi"/>
@@ -320,7 +319,6 @@
         </w:rPr>
         <w:t>substation.state</w:t>
       </w:r>
-      <w:proofErr w:type="spellEnd"/>
       <w:r>
         <w:rPr>
           <w:rFonts w:cstheme="minorHAnsi"/>
@@ -369,7 +367,6 @@
         </w:rPr>
         <w:t xml:space="preserve">{{ </w:t>
       </w:r>
-      <w:proofErr w:type="spellStart"/>
       <w:r>
         <w:rPr>
           <w:rFonts w:cstheme="minorHAnsi"/>
@@ -379,7 +376,6 @@
         </w:rPr>
         <w:t>substation.state</w:t>
       </w:r>
-      <w:proofErr w:type="spellEnd"/>
       <w:r>
         <w:rPr>
           <w:rFonts w:cstheme="minorHAnsi"/>
@@ -471,7 +467,6 @@
               </w:rPr>
               <w:t xml:space="preserve">{{ </w:t>
             </w:r>
-            <w:proofErr w:type="spellStart"/>
             <w:r>
               <w:rPr>
                 <w:rFonts w:cstheme="minorHAnsi"/>
@@ -482,14 +477,7 @@
               <w:rPr>
                 <w:rFonts w:cstheme="minorHAnsi"/>
               </w:rPr>
-              <w:t>fl_erms</w:t>
-            </w:r>
-            <w:proofErr w:type="spellEnd"/>
-            <w:r>
-              <w:rPr>
-                <w:rFonts w:cstheme="minorHAnsi"/>
-              </w:rPr>
-              <w:t xml:space="preserve"> }}</w:t>
+              <w:t>fl_erms }}</w:t>
             </w:r>
           </w:p>
         </w:tc>
@@ -550,7 +538,6 @@
               </w:rPr>
               <w:t xml:space="preserve">{{ </w:t>
             </w:r>
-            <w:proofErr w:type="spellStart"/>
             <w:r>
               <w:rPr>
                 <w:rFonts w:cstheme="minorHAnsi"/>
@@ -569,7 +556,6 @@
               </w:rPr>
               <w:t>e</w:t>
             </w:r>
-            <w:proofErr w:type="spellEnd"/>
             <w:r>
               <w:rPr>
                 <w:rFonts w:cstheme="minorHAnsi"/>
@@ -635,14 +621,12 @@
               </w:rPr>
               <w:t xml:space="preserve">{{ </w:t>
             </w:r>
-            <w:proofErr w:type="spellStart"/>
             <w:r>
               <w:rPr>
                 <w:rFonts w:cstheme="minorHAnsi"/>
               </w:rPr>
               <w:t>substation.name_erms</w:t>
             </w:r>
-            <w:proofErr w:type="spellEnd"/>
             <w:r>
               <w:rPr>
                 <w:rFonts w:cstheme="minorHAnsi"/>
@@ -708,14 +692,12 @@
               </w:rPr>
               <w:t xml:space="preserve">{{ </w:t>
             </w:r>
-            <w:proofErr w:type="spellStart"/>
             <w:r>
               <w:rPr>
                 <w:rFonts w:cstheme="minorHAnsi"/>
               </w:rPr>
               <w:t>substation.name_site</w:t>
             </w:r>
-            <w:proofErr w:type="spellEnd"/>
             <w:r>
               <w:rPr>
                 <w:rFonts w:cstheme="minorHAnsi"/>
@@ -781,7 +763,6 @@
               </w:rPr>
               <w:t xml:space="preserve">{{ </w:t>
             </w:r>
-            <w:proofErr w:type="spellStart"/>
             <w:r>
               <w:rPr>
                 <w:rFonts w:cstheme="minorHAnsi"/>
@@ -800,7 +781,6 @@
               </w:rPr>
               <w:t>coordinate</w:t>
             </w:r>
-            <w:proofErr w:type="spellEnd"/>
             <w:r>
               <w:rPr>
                 <w:rFonts w:cstheme="minorHAnsi"/>
@@ -866,7 +846,6 @@
               </w:rPr>
               <w:t xml:space="preserve">{{ </w:t>
             </w:r>
-            <w:proofErr w:type="spellStart"/>
             <w:r>
               <w:rPr>
                 <w:rFonts w:cstheme="minorHAnsi"/>
@@ -877,14 +856,7 @@
               <w:rPr>
                 <w:rFonts w:cstheme="minorHAnsi"/>
               </w:rPr>
-              <w:t>ype</w:t>
-            </w:r>
-            <w:proofErr w:type="spellEnd"/>
-            <w:r>
-              <w:rPr>
-                <w:rFonts w:cstheme="minorHAnsi"/>
-              </w:rPr>
-              <w:t xml:space="preserve"> }}</w:t>
+              <w:t>ype }}</w:t>
             </w:r>
           </w:p>
         </w:tc>
@@ -945,14 +917,12 @@
               </w:rPr>
               <w:t xml:space="preserve">{{ </w:t>
             </w:r>
-            <w:proofErr w:type="spellStart"/>
             <w:r>
               <w:rPr>
                 <w:rFonts w:cstheme="minorHAnsi"/>
               </w:rPr>
               <w:t>substation.area</w:t>
             </w:r>
-            <w:proofErr w:type="spellEnd"/>
             <w:r>
               <w:rPr>
                 <w:rFonts w:cstheme="minorHAnsi"/>
@@ -1016,21 +986,7 @@
               <w:rPr>
                 <w:rFonts w:cstheme="minorHAnsi"/>
               </w:rPr>
-              <w:t xml:space="preserve">{{ </w:t>
-            </w:r>
-            <w:proofErr w:type="spellStart"/>
-            <w:r>
-              <w:rPr>
-                <w:rFonts w:cstheme="minorHAnsi"/>
-              </w:rPr>
-              <w:t>substation.state</w:t>
-            </w:r>
-            <w:proofErr w:type="spellEnd"/>
-            <w:r>
-              <w:rPr>
-                <w:rFonts w:cstheme="minorHAnsi"/>
-              </w:rPr>
-              <w:t xml:space="preserve"> }}</w:t>
+              <w:t>{{ substation.state }}</w:t>
             </w:r>
           </w:p>
         </w:tc>
@@ -1098,21 +1054,7 @@
               <w:rPr>
                 <w:rFonts w:cstheme="minorHAnsi"/>
               </w:rPr>
-              <w:t xml:space="preserve">{{ </w:t>
-            </w:r>
-            <w:proofErr w:type="spellStart"/>
-            <w:r>
-              <w:rPr>
-                <w:rFonts w:cstheme="minorHAnsi"/>
-              </w:rPr>
-              <w:t>purchaseorder.number</w:t>
-            </w:r>
-            <w:proofErr w:type="spellEnd"/>
-            <w:r>
-              <w:rPr>
-                <w:rFonts w:cstheme="minorHAnsi"/>
-              </w:rPr>
-              <w:t xml:space="preserve"> }}</w:t>
+              <w:t>{{ purchaseorder.number }}</w:t>
             </w:r>
           </w:p>
         </w:tc>
@@ -1182,14 +1124,12 @@
               </w:rPr>
               <w:t xml:space="preserve">{{ </w:t>
             </w:r>
-            <w:proofErr w:type="spellStart"/>
             <w:r>
               <w:rPr>
                 <w:rFonts w:cstheme="minorHAnsi"/>
               </w:rPr>
               <w:t>substation.datefrontpage</w:t>
             </w:r>
-            <w:proofErr w:type="spellEnd"/>
             <w:r>
               <w:rPr>
                 <w:rFonts w:cstheme="minorHAnsi"/>
@@ -1711,6 +1651,7 @@
             <w:tcBorders>
               <w:bottom w:val="single" w:sz="4" w:space="0" w:color="auto"/>
             </w:tcBorders>
+            <w:vAlign w:val="center"/>
           </w:tcPr>
           <w:p>
             <w:pPr>
@@ -1732,6 +1673,7 @@
             <w:tcBorders>
               <w:bottom w:val="single" w:sz="4" w:space="0" w:color="auto"/>
             </w:tcBorders>
+            <w:vAlign w:val="center"/>
           </w:tcPr>
           <w:p>
             <w:pPr>
@@ -1753,6 +1695,7 @@
             <w:tcBorders>
               <w:bottom w:val="single" w:sz="4" w:space="0" w:color="auto"/>
             </w:tcBorders>
+            <w:vAlign w:val="center"/>
           </w:tcPr>
           <w:p>
             <w:pPr>
@@ -1829,6 +1772,7 @@
             <w:tcBorders>
               <w:bottom w:val="single" w:sz="4" w:space="0" w:color="auto"/>
             </w:tcBorders>
+            <w:vAlign w:val="center"/>
           </w:tcPr>
           <w:p>
             <w:pPr>
@@ -1850,18 +1794,19 @@
             <w:tcBorders>
               <w:bottom w:val="single" w:sz="4" w:space="0" w:color="auto"/>
             </w:tcBorders>
-          </w:tcPr>
-          <w:p>
-            <w:pPr>
-              <w:rPr>
-                <w:rFonts w:cstheme="minorHAnsi"/>
-              </w:rPr>
-            </w:pPr>
-            <w:r>
-              <w:rPr>
-                <w:rFonts w:cstheme="minorHAnsi"/>
-              </w:rPr>
-              <w:t xml:space="preserve">: </w:t>
+            <w:vAlign w:val="center"/>
+          </w:tcPr>
+          <w:p>
+            <w:pPr>
+              <w:rPr>
+                <w:rFonts w:cstheme="minorHAnsi"/>
+              </w:rPr>
+            </w:pPr>
+            <w:r>
+              <w:rPr>
+                <w:rFonts w:cstheme="minorHAnsi"/>
+              </w:rPr>
+              <w:t>:</w:t>
             </w:r>
           </w:p>
         </w:tc>
@@ -1871,6 +1816,7 @@
             <w:tcBorders>
               <w:bottom w:val="single" w:sz="4" w:space="0" w:color="auto"/>
             </w:tcBorders>
+            <w:vAlign w:val="center"/>
           </w:tcPr>
           <w:p>
             <w:pPr>
@@ -1958,6 +1904,7 @@
               <w:bottom w:val="single" w:sz="4" w:space="0" w:color="auto"/>
               <w:right w:val="single" w:sz="4" w:space="0" w:color="auto"/>
             </w:tcBorders>
+            <w:vAlign w:val="center"/>
           </w:tcPr>
           <w:p>
             <w:pPr>
@@ -1982,6 +1929,7 @@
               <w:bottom w:val="single" w:sz="4" w:space="0" w:color="auto"/>
               <w:right w:val="single" w:sz="4" w:space="0" w:color="auto"/>
             </w:tcBorders>
+            <w:vAlign w:val="center"/>
           </w:tcPr>
           <w:p>
             <w:pPr>
@@ -2006,6 +1954,7 @@
               <w:bottom w:val="single" w:sz="4" w:space="0" w:color="auto"/>
               <w:right w:val="single" w:sz="4" w:space="0" w:color="auto"/>
             </w:tcBorders>
+            <w:vAlign w:val="center"/>
           </w:tcPr>
           <w:p>
             <w:pPr>

--- a/templates/QUICK REPORT/1. FRONT PAGE TEMPLATE IR US TEV BOX Jinja2 updated.docx
+++ b/templates/QUICK REPORT/1. FRONT PAGE TEMPLATE IR US TEV BOX Jinja2 updated.docx
@@ -1,6 +1,6 @@
 
 <file path=word/document.xml><?xml version="1.0" encoding="utf-8"?>
-<w:document xmlns:wpc="http://schemas.microsoft.com/office/word/2010/wordprocessingCanvas" xmlns:cx="http://schemas.microsoft.com/office/drawing/2014/chartex" xmlns:cx1="http://schemas.microsoft.com/office/drawing/2015/9/8/chartex" xmlns:cx2="http://schemas.microsoft.com/office/drawing/2015/10/21/chartex" xmlns:cx3="http://schemas.microsoft.com/office/drawing/2016/5/9/chartex" xmlns:cx4="http://schemas.microsoft.com/office/drawing/2016/5/10/chartex" xmlns:cx5="http://schemas.microsoft.com/office/drawing/2016/5/11/chartex" xmlns:cx6="http://schemas.microsoft.com/office/drawing/2016/5/12/chartex" xmlns:cx7="http://schemas.microsoft.com/office/drawing/2016/5/13/chartex" xmlns:cx8="http://schemas.microsoft.com/office/drawing/2016/5/14/chartex" xmlns:mc="http://schemas.openxmlformats.org/markup-compatibility/2006" xmlns:aink="http://schemas.microsoft.com/office/drawing/2016/ink" xmlns:am3d="http://schemas.microsoft.com/office/drawing/2017/model3d" xmlns:o="urn:schemas-microsoft-com:office:office" xmlns:oel="http://schemas.microsoft.com/office/2019/extlst" xmlns:r="http://schemas.openxmlformats.org/officeDocument/2006/relationships" xmlns:m="http://schemas.openxmlformats.org/officeDocument/2006/math" xmlns:v="urn:schemas-microsoft-com:vml" xmlns:wp14="http://schemas.microsoft.com/office/word/2010/wordprocessingDrawing" xmlns:wp="http://schemas.openxmlformats.org/drawingml/2006/wordprocessingDrawing" xmlns:w10="urn:schemas-microsoft-com:office:word" xmlns:w="http://schemas.openxmlformats.org/wordprocessingml/2006/main" xmlns:w14="http://schemas.microsoft.com/office/word/2010/wordml" xmlns:w15="http://schemas.microsoft.com/office/word/2012/wordml" xmlns:w16cei="http://schemas.microsoft.com/office/word/2026/wordml/cei" xmlns:w16cex="http://schemas.microsoft.com/office/word/2018/wordml/cex" xmlns:w16cid="http://schemas.microsoft.com/office/word/2016/wordml/cid" xmlns:w16="http://schemas.microsoft.com/office/word/2018/wordml" xmlns:w16du="http://schemas.microsoft.com/office/word/2023/wordml/word16du" xmlns:w16sdtdh="http://schemas.microsoft.com/office/word/2020/wordml/sdtdatahash" xmlns:w16sdtfl="http://schemas.microsoft.com/office/word/2024/wordml/sdtformatlock" xmlns:w16se="http://schemas.microsoft.com/office/word/2015/wordml/symex" xmlns:wpg="http://schemas.microsoft.com/office/word/2010/wordprocessingGroup" xmlns:wpi="http://schemas.microsoft.com/office/word/2010/wordprocessingInk" xmlns:wne="http://schemas.microsoft.com/office/word/2006/wordml" xmlns:wps="http://schemas.microsoft.com/office/word/2010/wordprocessingShape" mc:Ignorable="w14 w15 w16se w16cid w16 w16cex w16sdtdh w16sdtfl w16du wp14">
+<w:document xmlns:wpc="http://schemas.microsoft.com/office/word/2010/wordprocessingCanvas" xmlns:cx="http://schemas.microsoft.com/office/drawing/2014/chartex" xmlns:cx1="http://schemas.microsoft.com/office/drawing/2015/9/8/chartex" xmlns:cx2="http://schemas.microsoft.com/office/drawing/2015/10/21/chartex" xmlns:cx3="http://schemas.microsoft.com/office/drawing/2016/5/9/chartex" xmlns:cx4="http://schemas.microsoft.com/office/drawing/2016/5/10/chartex" xmlns:cx5="http://schemas.microsoft.com/office/drawing/2016/5/11/chartex" xmlns:cx6="http://schemas.microsoft.com/office/drawing/2016/5/12/chartex" xmlns:cx7="http://schemas.microsoft.com/office/drawing/2016/5/13/chartex" xmlns:cx8="http://schemas.microsoft.com/office/drawing/2016/5/14/chartex" xmlns:mc="http://schemas.openxmlformats.org/markup-compatibility/2006" xmlns:aink="http://schemas.microsoft.com/office/drawing/2016/ink" xmlns:am3d="http://schemas.microsoft.com/office/drawing/2017/model3d" xmlns:o="urn:schemas-microsoft-com:office:office" xmlns:oel="http://schemas.microsoft.com/office/2019/extlst" xmlns:r="http://schemas.openxmlformats.org/officeDocument/2006/relationships" xmlns:m="http://schemas.openxmlformats.org/officeDocument/2006/math" xmlns:v="urn:schemas-microsoft-com:vml" xmlns:wp14="http://schemas.microsoft.com/office/word/2010/wordprocessingDrawing" xmlns:wp="http://schemas.openxmlformats.org/drawingml/2006/wordprocessingDrawing" xmlns:w10="urn:schemas-microsoft-com:office:word" xmlns:w="http://schemas.openxmlformats.org/wordprocessingml/2006/main" xmlns:w14="http://schemas.microsoft.com/office/word/2010/wordml" xmlns:w15="http://schemas.microsoft.com/office/word/2012/wordml" xmlns:w16cex="http://schemas.microsoft.com/office/word/2018/wordml/cex" xmlns:w16cid="http://schemas.microsoft.com/office/word/2016/wordml/cid" xmlns:w16="http://schemas.microsoft.com/office/word/2018/wordml" xmlns:w16du="http://schemas.microsoft.com/office/word/2023/wordml/word16du" xmlns:w16sdtdh="http://schemas.microsoft.com/office/word/2020/wordml/sdtdatahash" xmlns:w16sdtfl="http://schemas.microsoft.com/office/word/2024/wordml/sdtformatlock" xmlns:w16se="http://schemas.microsoft.com/office/word/2015/wordml/symex" xmlns:wpg="http://schemas.microsoft.com/office/word/2010/wordprocessingGroup" xmlns:wpi="http://schemas.microsoft.com/office/word/2010/wordprocessingInk" xmlns:wne="http://schemas.microsoft.com/office/word/2006/wordml" xmlns:wps="http://schemas.microsoft.com/office/word/2010/wordprocessingShape" mc:Ignorable="w14 w15 w16se w16cid w16 w16cex w16sdtdh w16sdtfl w16du wp14">
   <w:body>
     <w:tbl>
       <w:tblPr>
@@ -166,7 +166,7 @@
                 <w:lang w:eastAsia="en-MY"/>
               </w:rPr>
               <w:drawing>
-                <wp:inline distT="0" distB="0" distL="0" distR="0" wp14:anchorId="7D93C327" wp14:editId="1C997BC4">
+                <wp:inline distT="0" distB="0" distL="0" distR="0" wp14:anchorId="7D93C327" wp14:editId="77CE5F18">
                   <wp:extent cx="2286000" cy="649224"/>
                   <wp:effectExtent l="0" t="0" r="0" b="0"/>
                   <wp:docPr id="4" name="Picture 4" descr="D:\Work Documents\Template\Logo\New EET Logo Final _Color.png"/>
@@ -299,17 +299,9 @@
           <w:sz w:val="32"/>
           <w:szCs w:val="32"/>
         </w:rPr>
-        <w:t xml:space="preserve">SBUM DIAGNOSTIC </w:t>
+        <w:t xml:space="preserve">SBUM DIAGNOSTIC {{ </w:t>
       </w:r>
-      <w:r>
-        <w:rPr>
-          <w:rFonts w:cstheme="minorHAnsi"/>
-          <w:b/>
-          <w:sz w:val="32"/>
-          <w:szCs w:val="32"/>
-        </w:rPr>
-        <w:t xml:space="preserve">{{ </w:t>
-      </w:r>
+      <w:proofErr w:type="spellStart"/>
       <w:r>
         <w:rPr>
           <w:rFonts w:cstheme="minorHAnsi"/>
@@ -319,6 +311,7 @@
         </w:rPr>
         <w:t>substation.state</w:t>
       </w:r>
+      <w:proofErr w:type="spellEnd"/>
       <w:r>
         <w:rPr>
           <w:rFonts w:cstheme="minorHAnsi"/>
@@ -326,16 +319,7 @@
           <w:sz w:val="32"/>
           <w:szCs w:val="32"/>
         </w:rPr>
-        <w:t xml:space="preserve"> }}</w:t>
-      </w:r>
-      <w:r>
-        <w:rPr>
-          <w:rFonts w:cstheme="minorHAnsi"/>
-          <w:b/>
-          <w:sz w:val="32"/>
-          <w:szCs w:val="32"/>
-        </w:rPr>
-        <w:t xml:space="preserve"> </w:t>
+        <w:t xml:space="preserve"> }} </w:t>
       </w:r>
     </w:p>
     <w:p>
@@ -356,17 +340,9 @@
           <w:sz w:val="32"/>
           <w:szCs w:val="32"/>
         </w:rPr>
-        <w:t xml:space="preserve">TNB BAHAGIAN PEMBAHAGIAN </w:t>
+        <w:t xml:space="preserve">TNB BAHAGIAN PEMBAHAGIAN {{ </w:t>
       </w:r>
-      <w:r>
-        <w:rPr>
-          <w:rFonts w:cstheme="minorHAnsi"/>
-          <w:b/>
-          <w:sz w:val="32"/>
-          <w:szCs w:val="32"/>
-        </w:rPr>
-        <w:t xml:space="preserve">{{ </w:t>
-      </w:r>
+      <w:proofErr w:type="spellStart"/>
       <w:r>
         <w:rPr>
           <w:rFonts w:cstheme="minorHAnsi"/>
@@ -376,6 +352,7 @@
         </w:rPr>
         <w:t>substation.state</w:t>
       </w:r>
+      <w:proofErr w:type="spellEnd"/>
       <w:r>
         <w:rPr>
           <w:rFonts w:cstheme="minorHAnsi"/>
@@ -467,17 +444,19 @@
               </w:rPr>
               <w:t xml:space="preserve">{{ </w:t>
             </w:r>
-            <w:r>
-              <w:rPr>
-                <w:rFonts w:cstheme="minorHAnsi"/>
-              </w:rPr>
-              <w:t>substation.</w:t>
-            </w:r>
-            <w:r>
-              <w:rPr>
-                <w:rFonts w:cstheme="minorHAnsi"/>
-              </w:rPr>
-              <w:t>fl_erms }}</w:t>
+            <w:proofErr w:type="spellStart"/>
+            <w:r>
+              <w:rPr>
+                <w:rFonts w:cstheme="minorHAnsi"/>
+              </w:rPr>
+              <w:t>substation.fl_erms</w:t>
+            </w:r>
+            <w:proofErr w:type="spellEnd"/>
+            <w:r>
+              <w:rPr>
+                <w:rFonts w:cstheme="minorHAnsi"/>
+              </w:rPr>
+              <w:t xml:space="preserve"> }}</w:t>
             </w:r>
           </w:p>
         </w:tc>
@@ -538,24 +517,14 @@
               </w:rPr>
               <w:t xml:space="preserve">{{ </w:t>
             </w:r>
-            <w:r>
-              <w:rPr>
-                <w:rFonts w:cstheme="minorHAnsi"/>
-              </w:rPr>
-              <w:t>substation.</w:t>
-            </w:r>
-            <w:r>
-              <w:rPr>
-                <w:rFonts w:cstheme="minorHAnsi"/>
-              </w:rPr>
-              <w:t>fl_sit</w:t>
-            </w:r>
-            <w:r>
-              <w:rPr>
-                <w:rFonts w:cstheme="minorHAnsi"/>
-              </w:rPr>
-              <w:t>e</w:t>
-            </w:r>
+            <w:proofErr w:type="spellStart"/>
+            <w:r>
+              <w:rPr>
+                <w:rFonts w:cstheme="minorHAnsi"/>
+              </w:rPr>
+              <w:t>substation.fl_site</w:t>
+            </w:r>
+            <w:proofErr w:type="spellEnd"/>
             <w:r>
               <w:rPr>
                 <w:rFonts w:cstheme="minorHAnsi"/>
@@ -621,12 +590,14 @@
               </w:rPr>
               <w:t xml:space="preserve">{{ </w:t>
             </w:r>
+            <w:proofErr w:type="spellStart"/>
             <w:r>
               <w:rPr>
                 <w:rFonts w:cstheme="minorHAnsi"/>
               </w:rPr>
               <w:t>substation.name_erms</w:t>
             </w:r>
+            <w:proofErr w:type="spellEnd"/>
             <w:r>
               <w:rPr>
                 <w:rFonts w:cstheme="minorHAnsi"/>
@@ -692,12 +663,14 @@
               </w:rPr>
               <w:t xml:space="preserve">{{ </w:t>
             </w:r>
+            <w:proofErr w:type="spellStart"/>
             <w:r>
               <w:rPr>
                 <w:rFonts w:cstheme="minorHAnsi"/>
               </w:rPr>
               <w:t>substation.name_site</w:t>
             </w:r>
+            <w:proofErr w:type="spellEnd"/>
             <w:r>
               <w:rPr>
                 <w:rFonts w:cstheme="minorHAnsi"/>
@@ -763,6 +736,7 @@
               </w:rPr>
               <w:t xml:space="preserve">{{ </w:t>
             </w:r>
+            <w:proofErr w:type="spellStart"/>
             <w:r>
               <w:rPr>
                 <w:rFonts w:cstheme="minorHAnsi"/>
@@ -781,6 +755,7 @@
               </w:rPr>
               <w:t>coordinate</w:t>
             </w:r>
+            <w:proofErr w:type="spellEnd"/>
             <w:r>
               <w:rPr>
                 <w:rFonts w:cstheme="minorHAnsi"/>
@@ -846,17 +821,19 @@
               </w:rPr>
               <w:t xml:space="preserve">{{ </w:t>
             </w:r>
-            <w:r>
-              <w:rPr>
-                <w:rFonts w:cstheme="minorHAnsi"/>
-              </w:rPr>
-              <w:t>substation.t</w:t>
-            </w:r>
-            <w:r>
-              <w:rPr>
-                <w:rFonts w:cstheme="minorHAnsi"/>
-              </w:rPr>
-              <w:t>ype }}</w:t>
+            <w:proofErr w:type="spellStart"/>
+            <w:r>
+              <w:rPr>
+                <w:rFonts w:cstheme="minorHAnsi"/>
+              </w:rPr>
+              <w:t>substation.type</w:t>
+            </w:r>
+            <w:proofErr w:type="spellEnd"/>
+            <w:r>
+              <w:rPr>
+                <w:rFonts w:cstheme="minorHAnsi"/>
+              </w:rPr>
+              <w:t xml:space="preserve"> }}</w:t>
             </w:r>
           </w:p>
         </w:tc>
@@ -917,12 +894,14 @@
               </w:rPr>
               <w:t xml:space="preserve">{{ </w:t>
             </w:r>
+            <w:proofErr w:type="spellStart"/>
             <w:r>
               <w:rPr>
                 <w:rFonts w:cstheme="minorHAnsi"/>
               </w:rPr>
               <w:t>substation.area</w:t>
             </w:r>
+            <w:proofErr w:type="spellEnd"/>
             <w:r>
               <w:rPr>
                 <w:rFonts w:cstheme="minorHAnsi"/>
@@ -986,7 +965,21 @@
               <w:rPr>
                 <w:rFonts w:cstheme="minorHAnsi"/>
               </w:rPr>
-              <w:t>{{ substation.state }}</w:t>
+              <w:t xml:space="preserve">{{ </w:t>
+            </w:r>
+            <w:proofErr w:type="spellStart"/>
+            <w:r>
+              <w:rPr>
+                <w:rFonts w:cstheme="minorHAnsi"/>
+              </w:rPr>
+              <w:t>substation.state</w:t>
+            </w:r>
+            <w:proofErr w:type="spellEnd"/>
+            <w:r>
+              <w:rPr>
+                <w:rFonts w:cstheme="minorHAnsi"/>
+              </w:rPr>
+              <w:t xml:space="preserve"> }}</w:t>
             </w:r>
           </w:p>
         </w:tc>
@@ -1054,7 +1047,21 @@
               <w:rPr>
                 <w:rFonts w:cstheme="minorHAnsi"/>
               </w:rPr>
-              <w:t>{{ purchaseorder.number }}</w:t>
+              <w:t xml:space="preserve">{{ </w:t>
+            </w:r>
+            <w:proofErr w:type="spellStart"/>
+            <w:r>
+              <w:rPr>
+                <w:rFonts w:cstheme="minorHAnsi"/>
+              </w:rPr>
+              <w:t>purchaseorder.number</w:t>
+            </w:r>
+            <w:proofErr w:type="spellEnd"/>
+            <w:r>
+              <w:rPr>
+                <w:rFonts w:cstheme="minorHAnsi"/>
+              </w:rPr>
+              <w:t xml:space="preserve"> }}</w:t>
             </w:r>
           </w:p>
         </w:tc>
@@ -1124,12 +1131,14 @@
               </w:rPr>
               <w:t xml:space="preserve">{{ </w:t>
             </w:r>
+            <w:proofErr w:type="spellStart"/>
             <w:r>
               <w:rPr>
                 <w:rFonts w:cstheme="minorHAnsi"/>
               </w:rPr>
               <w:t>substation.datefrontpage</w:t>
             </w:r>
+            <w:proofErr w:type="spellEnd"/>
             <w:r>
               <w:rPr>
                 <w:rFonts w:cstheme="minorHAnsi"/>
@@ -1325,28 +1334,7 @@
                 <w:rFonts w:cstheme="minorHAnsi"/>
                 <w:lang w:eastAsia="en-MY"/>
               </w:rPr>
-              <w:t>MUHAMMAD OMAR RIDZUAN</w:t>
-            </w:r>
-            <w:r>
-              <w:rPr>
-                <w:rFonts w:cstheme="minorHAnsi"/>
-                <w:lang w:eastAsia="en-MY"/>
-              </w:rPr>
-              <w:t xml:space="preserve"> (</w:t>
-            </w:r>
-            <w:r>
-              <w:rPr>
-                <w:rFonts w:cstheme="minorHAnsi"/>
-                <w:lang w:eastAsia="en-MY"/>
-              </w:rPr>
-              <w:t>2013MY20N010</w:t>
-            </w:r>
-            <w:r>
-              <w:rPr>
-                <w:rFonts w:cstheme="minorHAnsi"/>
-                <w:lang w:eastAsia="en-MY"/>
-              </w:rPr>
-              <w:t>)</w:t>
+              <w:t>MUHAMMAD ADAM BIN SAFARUDDIN (2017MY34N004)</w:t>
             </w:r>
           </w:p>
         </w:tc>
@@ -1423,21 +1411,7 @@
                 <w:rFonts w:cstheme="minorHAnsi"/>
                 <w:lang w:eastAsia="en-MY"/>
               </w:rPr>
-              <w:t xml:space="preserve"> (UET201631</w:t>
-            </w:r>
-            <w:r>
-              <w:rPr>
-                <w:rFonts w:cstheme="minorHAnsi"/>
-                <w:lang w:eastAsia="en-MY"/>
-              </w:rPr>
-              <w:t>6</w:t>
-            </w:r>
-            <w:r>
-              <w:rPr>
-                <w:rFonts w:cstheme="minorHAnsi"/>
-                <w:lang w:eastAsia="en-MY"/>
-              </w:rPr>
-              <w:t>)</w:t>
+              <w:t xml:space="preserve"> (UET2016316)</w:t>
             </w:r>
           </w:p>
         </w:tc>
@@ -1736,21 +1710,7 @@
                 <w:rFonts w:cstheme="minorHAnsi"/>
                 <w:lang w:val="en-US" w:eastAsia="en-MY"/>
               </w:rPr>
-              <w:t>CALIB</w:t>
-            </w:r>
-            <w:r>
-              <w:rPr>
-                <w:rFonts w:cstheme="minorHAnsi"/>
-                <w:lang w:val="en-US" w:eastAsia="en-MY"/>
-              </w:rPr>
-              <w:t>RATION</w:t>
-            </w:r>
-            <w:r>
-              <w:rPr>
-                <w:rFonts w:cstheme="minorHAnsi"/>
-                <w:lang w:val="en-US" w:eastAsia="en-MY"/>
-              </w:rPr>
-              <w:t xml:space="preserve"> DUE DATE: 26 DEC 2026</w:t>
+              <w:t>CALIBRATION DUE DATE: 26 DEC 2026</w:t>
             </w:r>
             <w:r>
               <w:rPr>
@@ -1844,13 +1804,20 @@
                 <w:rFonts w:cstheme="minorHAnsi"/>
                 <w:lang w:eastAsia="en-MY"/>
               </w:rPr>
-              <w:t>0001748</w:t>
+              <w:t>00</w:t>
             </w:r>
             <w:r>
               <w:rPr>
                 <w:rFonts w:cstheme="minorHAnsi"/>
                 <w:lang w:eastAsia="en-MY"/>
               </w:rPr>
+              <w:t>10371</w:t>
+            </w:r>
+            <w:r>
+              <w:rPr>
+                <w:rFonts w:cstheme="minorHAnsi"/>
+                <w:lang w:eastAsia="en-MY"/>
+              </w:rPr>
               <w:t>) (</w:t>
             </w:r>
             <w:r>
@@ -1858,28 +1825,35 @@
                 <w:rFonts w:cstheme="minorHAnsi"/>
                 <w:lang w:val="en-US" w:eastAsia="en-MY"/>
               </w:rPr>
-              <w:t>CALIB</w:t>
+              <w:t xml:space="preserve">CALIBRATION DUE DATE: </w:t>
             </w:r>
             <w:r>
               <w:rPr>
                 <w:rFonts w:cstheme="minorHAnsi"/>
                 <w:lang w:val="en-US" w:eastAsia="en-MY"/>
               </w:rPr>
-              <w:t>RATION</w:t>
+              <w:t>07</w:t>
             </w:r>
             <w:r>
               <w:rPr>
                 <w:rFonts w:cstheme="minorHAnsi"/>
                 <w:lang w:val="en-US" w:eastAsia="en-MY"/>
               </w:rPr>
-              <w:t xml:space="preserve"> DUE DATE: </w:t>
+              <w:t xml:space="preserve"> </w:t>
             </w:r>
             <w:r>
               <w:rPr>
                 <w:rFonts w:cstheme="minorHAnsi"/>
                 <w:lang w:val="en-US" w:eastAsia="en-MY"/>
               </w:rPr>
-              <w:t>19 MAY 2027</w:t>
+              <w:t xml:space="preserve">JAN </w:t>
+            </w:r>
+            <w:r>
+              <w:rPr>
+                <w:rFonts w:cstheme="minorHAnsi"/>
+                <w:lang w:val="en-US" w:eastAsia="en-MY"/>
+              </w:rPr>
+              <w:t>2027</w:t>
             </w:r>
             <w:r>
               <w:rPr>
@@ -1981,7 +1955,7 @@
                 <w:rFonts w:cstheme="minorHAnsi"/>
                 <w:lang w:eastAsia="en-MY"/>
               </w:rPr>
-              <w:t>0001748</w:t>
+              <w:t>0010371</w:t>
             </w:r>
             <w:r>
               <w:rPr>
@@ -1995,28 +1969,21 @@
                 <w:rFonts w:cstheme="minorHAnsi"/>
                 <w:lang w:val="en-US" w:eastAsia="en-MY"/>
               </w:rPr>
-              <w:t>CALIB</w:t>
+              <w:t xml:space="preserve">CALIBRATION DUE DATE: </w:t>
             </w:r>
             <w:r>
               <w:rPr>
                 <w:rFonts w:cstheme="minorHAnsi"/>
                 <w:lang w:val="en-US" w:eastAsia="en-MY"/>
               </w:rPr>
-              <w:t>RATION</w:t>
+              <w:t>07 JAN</w:t>
             </w:r>
             <w:r>
               <w:rPr>
                 <w:rFonts w:cstheme="minorHAnsi"/>
                 <w:lang w:val="en-US" w:eastAsia="en-MY"/>
               </w:rPr>
-              <w:t xml:space="preserve"> DUE DATE: </w:t>
-            </w:r>
-            <w:r>
-              <w:rPr>
-                <w:rFonts w:cstheme="minorHAnsi"/>
-                <w:lang w:val="en-US" w:eastAsia="en-MY"/>
-              </w:rPr>
-              <w:t>19 MAY 2027</w:t>
+              <w:t xml:space="preserve"> 2027</w:t>
             </w:r>
             <w:r>
               <w:rPr>
@@ -2447,7 +2414,7 @@
             <w:pPr>
               <w:jc w:val="center"/>
               <w:rPr>
-                <w:rFonts w:ascii="Tahoma" w:hAnsi="Tahoma" w:cs="Tahoma"/>
+                <w:rFonts w:cstheme="minorHAnsi"/>
               </w:rPr>
             </w:pPr>
           </w:p>
@@ -2472,7 +2439,7 @@
 </file>
 
 <file path=word/endnotes.xml><?xml version="1.0" encoding="utf-8"?>
-<w:endnotes xmlns:wpc="http://schemas.microsoft.com/office/word/2010/wordprocessingCanvas" xmlns:cx="http://schemas.microsoft.com/office/drawing/2014/chartex" xmlns:cx1="http://schemas.microsoft.com/office/drawing/2015/9/8/chartex" xmlns:cx2="http://schemas.microsoft.com/office/drawing/2015/10/21/chartex" xmlns:cx3="http://schemas.microsoft.com/office/drawing/2016/5/9/chartex" xmlns:cx4="http://schemas.microsoft.com/office/drawing/2016/5/10/chartex" xmlns:cx5="http://schemas.microsoft.com/office/drawing/2016/5/11/chartex" xmlns:cx6="http://schemas.microsoft.com/office/drawing/2016/5/12/chartex" xmlns:cx7="http://schemas.microsoft.com/office/drawing/2016/5/13/chartex" xmlns:cx8="http://schemas.microsoft.com/office/drawing/2016/5/14/chartex" xmlns:mc="http://schemas.openxmlformats.org/markup-compatibility/2006" xmlns:aink="http://schemas.microsoft.com/office/drawing/2016/ink" xmlns:am3d="http://schemas.microsoft.com/office/drawing/2017/model3d" xmlns:o="urn:schemas-microsoft-com:office:office" xmlns:oel="http://schemas.microsoft.com/office/2019/extlst" xmlns:r="http://schemas.openxmlformats.org/officeDocument/2006/relationships" xmlns:m="http://schemas.openxmlformats.org/officeDocument/2006/math" xmlns:v="urn:schemas-microsoft-com:vml" xmlns:wp14="http://schemas.microsoft.com/office/word/2010/wordprocessingDrawing" xmlns:wp="http://schemas.openxmlformats.org/drawingml/2006/wordprocessingDrawing" xmlns:w10="urn:schemas-microsoft-com:office:word" xmlns:w="http://schemas.openxmlformats.org/wordprocessingml/2006/main" xmlns:w14="http://schemas.microsoft.com/office/word/2010/wordml" xmlns:w15="http://schemas.microsoft.com/office/word/2012/wordml" xmlns:w16cei="http://schemas.microsoft.com/office/word/2026/wordml/cei" xmlns:w16cex="http://schemas.microsoft.com/office/word/2018/wordml/cex" xmlns:w16cid="http://schemas.microsoft.com/office/word/2016/wordml/cid" xmlns:w16="http://schemas.microsoft.com/office/word/2018/wordml" xmlns:w16du="http://schemas.microsoft.com/office/word/2023/wordml/word16du" xmlns:w16sdtdh="http://schemas.microsoft.com/office/word/2020/wordml/sdtdatahash" xmlns:w16sdtfl="http://schemas.microsoft.com/office/word/2024/wordml/sdtformatlock" xmlns:w16se="http://schemas.microsoft.com/office/word/2015/wordml/symex" xmlns:wpg="http://schemas.microsoft.com/office/word/2010/wordprocessingGroup" xmlns:wpi="http://schemas.microsoft.com/office/word/2010/wordprocessingInk" xmlns:wne="http://schemas.microsoft.com/office/word/2006/wordml" xmlns:wps="http://schemas.microsoft.com/office/word/2010/wordprocessingShape" mc:Ignorable="w14 w15 w16se w16cid w16 w16cex w16sdtdh w16sdtfl w16du wp14">
+<w:endnotes xmlns:wpc="http://schemas.microsoft.com/office/word/2010/wordprocessingCanvas" xmlns:cx="http://schemas.microsoft.com/office/drawing/2014/chartex" xmlns:cx1="http://schemas.microsoft.com/office/drawing/2015/9/8/chartex" xmlns:cx2="http://schemas.microsoft.com/office/drawing/2015/10/21/chartex" xmlns:cx3="http://schemas.microsoft.com/office/drawing/2016/5/9/chartex" xmlns:cx4="http://schemas.microsoft.com/office/drawing/2016/5/10/chartex" xmlns:cx5="http://schemas.microsoft.com/office/drawing/2016/5/11/chartex" xmlns:cx6="http://schemas.microsoft.com/office/drawing/2016/5/12/chartex" xmlns:cx7="http://schemas.microsoft.com/office/drawing/2016/5/13/chartex" xmlns:cx8="http://schemas.microsoft.com/office/drawing/2016/5/14/chartex" xmlns:mc="http://schemas.openxmlformats.org/markup-compatibility/2006" xmlns:aink="http://schemas.microsoft.com/office/drawing/2016/ink" xmlns:am3d="http://schemas.microsoft.com/office/drawing/2017/model3d" xmlns:o="urn:schemas-microsoft-com:office:office" xmlns:oel="http://schemas.microsoft.com/office/2019/extlst" xmlns:r="http://schemas.openxmlformats.org/officeDocument/2006/relationships" xmlns:m="http://schemas.openxmlformats.org/officeDocument/2006/math" xmlns:v="urn:schemas-microsoft-com:vml" xmlns:wp14="http://schemas.microsoft.com/office/word/2010/wordprocessingDrawing" xmlns:wp="http://schemas.openxmlformats.org/drawingml/2006/wordprocessingDrawing" xmlns:w10="urn:schemas-microsoft-com:office:word" xmlns:w="http://schemas.openxmlformats.org/wordprocessingml/2006/main" xmlns:w14="http://schemas.microsoft.com/office/word/2010/wordml" xmlns:w15="http://schemas.microsoft.com/office/word/2012/wordml" xmlns:w16cex="http://schemas.microsoft.com/office/word/2018/wordml/cex" xmlns:w16cid="http://schemas.microsoft.com/office/word/2016/wordml/cid" xmlns:w16="http://schemas.microsoft.com/office/word/2018/wordml" xmlns:w16du="http://schemas.microsoft.com/office/word/2023/wordml/word16du" xmlns:w16sdtdh="http://schemas.microsoft.com/office/word/2020/wordml/sdtdatahash" xmlns:w16sdtfl="http://schemas.microsoft.com/office/word/2024/wordml/sdtformatlock" xmlns:w16se="http://schemas.microsoft.com/office/word/2015/wordml/symex" xmlns:wpg="http://schemas.microsoft.com/office/word/2010/wordprocessingGroup" xmlns:wpi="http://schemas.microsoft.com/office/word/2010/wordprocessingInk" xmlns:wne="http://schemas.microsoft.com/office/word/2006/wordml" xmlns:wps="http://schemas.microsoft.com/office/word/2010/wordprocessingShape" mc:Ignorable="w14 w15 w16se w16cid w16 w16cex w16sdtdh w16sdtfl w16du wp14">
   <w:endnote w:type="separator" w:id="-1">
     <w:p>
       <w:pPr>
@@ -2497,7 +2464,7 @@
 </file>
 
 <file path=word/footnotes.xml><?xml version="1.0" encoding="utf-8"?>
-<w:footnotes xmlns:wpc="http://schemas.microsoft.com/office/word/2010/wordprocessingCanvas" xmlns:cx="http://schemas.microsoft.com/office/drawing/2014/chartex" xmlns:cx1="http://schemas.microsoft.com/office/drawing/2015/9/8/chartex" xmlns:cx2="http://schemas.microsoft.com/office/drawing/2015/10/21/chartex" xmlns:cx3="http://schemas.microsoft.com/office/drawing/2016/5/9/chartex" xmlns:cx4="http://schemas.microsoft.com/office/drawing/2016/5/10/chartex" xmlns:cx5="http://schemas.microsoft.com/office/drawing/2016/5/11/chartex" xmlns:cx6="http://schemas.microsoft.com/office/drawing/2016/5/12/chartex" xmlns:cx7="http://schemas.microsoft.com/office/drawing/2016/5/13/chartex" xmlns:cx8="http://schemas.microsoft.com/office/drawing/2016/5/14/chartex" xmlns:mc="http://schemas.openxmlformats.org/markup-compatibility/2006" xmlns:aink="http://schemas.microsoft.com/office/drawing/2016/ink" xmlns:am3d="http://schemas.microsoft.com/office/drawing/2017/model3d" xmlns:o="urn:schemas-microsoft-com:office:office" xmlns:oel="http://schemas.microsoft.com/office/2019/extlst" xmlns:r="http://schemas.openxmlformats.org/officeDocument/2006/relationships" xmlns:m="http://schemas.openxmlformats.org/officeDocument/2006/math" xmlns:v="urn:schemas-microsoft-com:vml" xmlns:wp14="http://schemas.microsoft.com/office/word/2010/wordprocessingDrawing" xmlns:wp="http://schemas.openxmlformats.org/drawingml/2006/wordprocessingDrawing" xmlns:w10="urn:schemas-microsoft-com:office:word" xmlns:w="http://schemas.openxmlformats.org/wordprocessingml/2006/main" xmlns:w14="http://schemas.microsoft.com/office/word/2010/wordml" xmlns:w15="http://schemas.microsoft.com/office/word/2012/wordml" xmlns:w16cei="http://schemas.microsoft.com/office/word/2026/wordml/cei" xmlns:w16cex="http://schemas.microsoft.com/office/word/2018/wordml/cex" xmlns:w16cid="http://schemas.microsoft.com/office/word/2016/wordml/cid" xmlns:w16="http://schemas.microsoft.com/office/word/2018/wordml" xmlns:w16du="http://schemas.microsoft.com/office/word/2023/wordml/word16du" xmlns:w16sdtdh="http://schemas.microsoft.com/office/word/2020/wordml/sdtdatahash" xmlns:w16sdtfl="http://schemas.microsoft.com/office/word/2024/wordml/sdtformatlock" xmlns:w16se="http://schemas.microsoft.com/office/word/2015/wordml/symex" xmlns:wpg="http://schemas.microsoft.com/office/word/2010/wordprocessingGroup" xmlns:wpi="http://schemas.microsoft.com/office/word/2010/wordprocessingInk" xmlns:wne="http://schemas.microsoft.com/office/word/2006/wordml" xmlns:wps="http://schemas.microsoft.com/office/word/2010/wordprocessingShape" mc:Ignorable="w14 w15 w16se w16cid w16 w16cex w16sdtdh w16sdtfl w16du wp14">
+<w:footnotes xmlns:wpc="http://schemas.microsoft.com/office/word/2010/wordprocessingCanvas" xmlns:cx="http://schemas.microsoft.com/office/drawing/2014/chartex" xmlns:cx1="http://schemas.microsoft.com/office/drawing/2015/9/8/chartex" xmlns:cx2="http://schemas.microsoft.com/office/drawing/2015/10/21/chartex" xmlns:cx3="http://schemas.microsoft.com/office/drawing/2016/5/9/chartex" xmlns:cx4="http://schemas.microsoft.com/office/drawing/2016/5/10/chartex" xmlns:cx5="http://schemas.microsoft.com/office/drawing/2016/5/11/chartex" xmlns:cx6="http://schemas.microsoft.com/office/drawing/2016/5/12/chartex" xmlns:cx7="http://schemas.microsoft.com/office/drawing/2016/5/13/chartex" xmlns:cx8="http://schemas.microsoft.com/office/drawing/2016/5/14/chartex" xmlns:mc="http://schemas.openxmlformats.org/markup-compatibility/2006" xmlns:aink="http://schemas.microsoft.com/office/drawing/2016/ink" xmlns:am3d="http://schemas.microsoft.com/office/drawing/2017/model3d" xmlns:o="urn:schemas-microsoft-com:office:office" xmlns:oel="http://schemas.microsoft.com/office/2019/extlst" xmlns:r="http://schemas.openxmlformats.org/officeDocument/2006/relationships" xmlns:m="http://schemas.openxmlformats.org/officeDocument/2006/math" xmlns:v="urn:schemas-microsoft-com:vml" xmlns:wp14="http://schemas.microsoft.com/office/word/2010/wordprocessingDrawing" xmlns:wp="http://schemas.openxmlformats.org/drawingml/2006/wordprocessingDrawing" xmlns:w10="urn:schemas-microsoft-com:office:word" xmlns:w="http://schemas.openxmlformats.org/wordprocessingml/2006/main" xmlns:w14="http://schemas.microsoft.com/office/word/2010/wordml" xmlns:w15="http://schemas.microsoft.com/office/word/2012/wordml" xmlns:w16cex="http://schemas.microsoft.com/office/word/2018/wordml/cex" xmlns:w16cid="http://schemas.microsoft.com/office/word/2016/wordml/cid" xmlns:w16="http://schemas.microsoft.com/office/word/2018/wordml" xmlns:w16du="http://schemas.microsoft.com/office/word/2023/wordml/word16du" xmlns:w16sdtdh="http://schemas.microsoft.com/office/word/2020/wordml/sdtdatahash" xmlns:w16sdtfl="http://schemas.microsoft.com/office/word/2024/wordml/sdtformatlock" xmlns:w16se="http://schemas.microsoft.com/office/word/2015/wordml/symex" xmlns:wpg="http://schemas.microsoft.com/office/word/2010/wordprocessingGroup" xmlns:wpi="http://schemas.microsoft.com/office/word/2010/wordprocessingInk" xmlns:wne="http://schemas.microsoft.com/office/word/2006/wordml" xmlns:wps="http://schemas.microsoft.com/office/word/2010/wordprocessingShape" mc:Ignorable="w14 w15 w16se w16cid w16 w16cex w16sdtdh w16sdtfl w16du wp14">
   <w:footnote w:type="separator" w:id="-1">
     <w:p>
       <w:pPr>
@@ -2522,7 +2489,7 @@
 </file>
 
 <file path=word/numbering.xml><?xml version="1.0" encoding="utf-8"?>
-<w:numbering xmlns:wpc="http://schemas.microsoft.com/office/word/2010/wordprocessingCanvas" xmlns:cx="http://schemas.microsoft.com/office/drawing/2014/chartex" xmlns:cx1="http://schemas.microsoft.com/office/drawing/2015/9/8/chartex" xmlns:cx2="http://schemas.microsoft.com/office/drawing/2015/10/21/chartex" xmlns:cx3="http://schemas.microsoft.com/office/drawing/2016/5/9/chartex" xmlns:cx4="http://schemas.microsoft.com/office/drawing/2016/5/10/chartex" xmlns:cx5="http://schemas.microsoft.com/office/drawing/2016/5/11/chartex" xmlns:cx6="http://schemas.microsoft.com/office/drawing/2016/5/12/chartex" xmlns:cx7="http://schemas.microsoft.com/office/drawing/2016/5/13/chartex" xmlns:cx8="http://schemas.microsoft.com/office/drawing/2016/5/14/chartex" xmlns:mc="http://schemas.openxmlformats.org/markup-compatibility/2006" xmlns:aink="http://schemas.microsoft.com/office/drawing/2016/ink" xmlns:am3d="http://schemas.microsoft.com/office/drawing/2017/model3d" xmlns:o="urn:schemas-microsoft-com:office:office" xmlns:oel="http://schemas.microsoft.com/office/2019/extlst" xmlns:r="http://schemas.openxmlformats.org/officeDocument/2006/relationships" xmlns:m="http://schemas.openxmlformats.org/officeDocument/2006/math" xmlns:v="urn:schemas-microsoft-com:vml" xmlns:wp14="http://schemas.microsoft.com/office/word/2010/wordprocessingDrawing" xmlns:wp="http://schemas.openxmlformats.org/drawingml/2006/wordprocessingDrawing" xmlns:w10="urn:schemas-microsoft-com:office:word" xmlns:w="http://schemas.openxmlformats.org/wordprocessingml/2006/main" xmlns:w14="http://schemas.microsoft.com/office/word/2010/wordml" xmlns:w15="http://schemas.microsoft.com/office/word/2012/wordml" xmlns:w16cei="http://schemas.microsoft.com/office/word/2026/wordml/cei" xmlns:w16cex="http://schemas.microsoft.com/office/word/2018/wordml/cex" xmlns:w16cid="http://schemas.microsoft.com/office/word/2016/wordml/cid" xmlns:w16="http://schemas.microsoft.com/office/word/2018/wordml" xmlns:w16du="http://schemas.microsoft.com/office/word/2023/wordml/word16du" xmlns:w16sdtdh="http://schemas.microsoft.com/office/word/2020/wordml/sdtdatahash" xmlns:w16sdtfl="http://schemas.microsoft.com/office/word/2024/wordml/sdtformatlock" xmlns:w16se="http://schemas.microsoft.com/office/word/2015/wordml/symex" xmlns:wpg="http://schemas.microsoft.com/office/word/2010/wordprocessingGroup" xmlns:wpi="http://schemas.microsoft.com/office/word/2010/wordprocessingInk" xmlns:wne="http://schemas.microsoft.com/office/word/2006/wordml" xmlns:wps="http://schemas.microsoft.com/office/word/2010/wordprocessingShape" mc:Ignorable="w14 w15 w16se w16cid w16 w16cex w16sdtdh w16sdtfl w16du wp14">
+<w:numbering xmlns:wpc="http://schemas.microsoft.com/office/word/2010/wordprocessingCanvas" xmlns:cx="http://schemas.microsoft.com/office/drawing/2014/chartex" xmlns:cx1="http://schemas.microsoft.com/office/drawing/2015/9/8/chartex" xmlns:cx2="http://schemas.microsoft.com/office/drawing/2015/10/21/chartex" xmlns:cx3="http://schemas.microsoft.com/office/drawing/2016/5/9/chartex" xmlns:cx4="http://schemas.microsoft.com/office/drawing/2016/5/10/chartex" xmlns:cx5="http://schemas.microsoft.com/office/drawing/2016/5/11/chartex" xmlns:cx6="http://schemas.microsoft.com/office/drawing/2016/5/12/chartex" xmlns:cx7="http://schemas.microsoft.com/office/drawing/2016/5/13/chartex" xmlns:cx8="http://schemas.microsoft.com/office/drawing/2016/5/14/chartex" xmlns:mc="http://schemas.openxmlformats.org/markup-compatibility/2006" xmlns:aink="http://schemas.microsoft.com/office/drawing/2016/ink" xmlns:am3d="http://schemas.microsoft.com/office/drawing/2017/model3d" xmlns:o="urn:schemas-microsoft-com:office:office" xmlns:oel="http://schemas.microsoft.com/office/2019/extlst" xmlns:r="http://schemas.openxmlformats.org/officeDocument/2006/relationships" xmlns:m="http://schemas.openxmlformats.org/officeDocument/2006/math" xmlns:v="urn:schemas-microsoft-com:vml" xmlns:wp14="http://schemas.microsoft.com/office/word/2010/wordprocessingDrawing" xmlns:wp="http://schemas.openxmlformats.org/drawingml/2006/wordprocessingDrawing" xmlns:w10="urn:schemas-microsoft-com:office:word" xmlns:w="http://schemas.openxmlformats.org/wordprocessingml/2006/main" xmlns:w14="http://schemas.microsoft.com/office/word/2010/wordml" xmlns:w15="http://schemas.microsoft.com/office/word/2012/wordml" xmlns:w16cex="http://schemas.microsoft.com/office/word/2018/wordml/cex" xmlns:w16cid="http://schemas.microsoft.com/office/word/2016/wordml/cid" xmlns:w16="http://schemas.microsoft.com/office/word/2018/wordml" xmlns:w16du="http://schemas.microsoft.com/office/word/2023/wordml/word16du" xmlns:w16sdtdh="http://schemas.microsoft.com/office/word/2020/wordml/sdtdatahash" xmlns:w16sdtfl="http://schemas.microsoft.com/office/word/2024/wordml/sdtformatlock" xmlns:w16se="http://schemas.microsoft.com/office/word/2015/wordml/symex" xmlns:wpg="http://schemas.microsoft.com/office/word/2010/wordprocessingGroup" xmlns:wpi="http://schemas.microsoft.com/office/word/2010/wordprocessingInk" xmlns:wne="http://schemas.microsoft.com/office/word/2006/wordml" xmlns:wps="http://schemas.microsoft.com/office/word/2010/wordprocessingShape" mc:Ignorable="w14 w15 w16se w16cid w16 w16cex w16sdtdh w16sdtfl w16du wp14">
   <w:abstractNum w:abstractNumId="0" w15:restartNumberingAfterBreak="0">
     <w:nsid w:val="3B056B8E"/>
     <w:multiLevelType w:val="hybridMultilevel"/>
